--- a/docs/1PPS_flash_DE_Bedienungsanleitung_260301.docx
+++ b/docs/1PPS_flash_DE_Bedienungsanleitung_260301.docx
@@ -4096,6 +4096,35 @@
     <w:p>
       <w:pPr>
         <w:rPr>
+          <w:sz w:val="16"/>
+          <w:szCs w:val="16"/>
+          <w:lang w:val="en-US"/>
+        </w:rPr>
+      </w:pPr>
+      <w:r>
+        <w:rPr>
+          <w:lang w:val="en-US"/>
+        </w:rPr>
+        <w:t>Download gezippt mit Windows PowerShell:</w:t>
+      </w:r>
+      <w:r>
+        <w:rPr>
+          <w:lang w:val="en-US"/>
+        </w:rPr>
+        <w:br/>
+      </w:r>
+      <w:r>
+        <w:rPr>
+          <w:sz w:val="16"/>
+          <w:szCs w:val="16"/>
+          <w:lang w:val="en-US"/>
+        </w:rPr>
+        <w:t>Invoke-WebRequest -Uri https://github.com/leontodon1/1pps_flasher/archive/refs/heads/main.zip -OutFile 1pps_flasher.zip</w:t>
+      </w:r>
+    </w:p>
+    <w:p>
+      <w:pPr>
+        <w:rPr>
           <w:lang w:val="en-US"/>
         </w:rPr>
       </w:pPr>
@@ -4129,7 +4158,15 @@
             <w:rStyle w:val="Hyperlink"/>
             <w:lang w:val="en-US"/>
           </w:rPr>
-          <w:t>https://occultations.org/documents/Windows-PyMovie-PyOTE-Anaconda3-installation%202020%20updated%2012-2020%20.pdf</w:t>
+          <w:t>https://occultations.org/documents/Windows-PyMovie-PyOTE-Anaconda3-</w:t>
+        </w:r>
+        <w:r>
+          <w:rPr>
+            <w:rStyle w:val="Hyperlink"/>
+            <w:lang w:val="en-US"/>
+          </w:rPr>
+          <w:lastRenderedPageBreak/>
+          <w:t>installation%202020%20updated%2012-2020%20.pdf</w:t>
         </w:r>
       </w:hyperlink>
       <w:r>
@@ -4162,7 +4199,6 @@
           <w:b/>
           <w:bCs/>
         </w:rPr>
-        <w:lastRenderedPageBreak/>
         <w:t>Version</w:t>
       </w:r>
       <w:r>
